--- a/zht/docx/148.content.docx
+++ b/zht/docx/148.content.docx
@@ -372,18 +372,12 @@
           <w:lang w:val="zh_TW" w:bidi="zh_TW"/>
         </w:rPr>
       </w:r>
-      <w:hyperlink r:id="rId13">
-        <w:r>
-          <w:rPr>
-            <w:lang w:val="zh_TW" w:bidi="zh_TW"/>
-          </w:rPr>
-          <w:rPr>
-            <w:color w:val="0000EE"/>
-            <w:u w:val="single"/>
-          </w:rPr>
-          <w:t>列王紀上10:28–29</w:t>
-        </w:r>
-      </w:hyperlink>
+      <w:r>
+        <w:rPr>
+          <w:lang w:val="zh_TW" w:bidi="zh_TW"/>
+        </w:rPr>
+        <w:t>列王紀上10:28–29</w:t>
+      </w:r>
     </w:p>
     <w:p>
       <w:pPr>
@@ -396,18 +390,12 @@
           <w:lang w:val="zh_TW" w:bidi="zh_TW"/>
         </w:rPr>
       </w:r>
-      <w:hyperlink r:id="rId14">
-        <w:r>
-          <w:rPr>
-            <w:lang w:val="zh_TW" w:bidi="zh_TW"/>
-          </w:rPr>
-          <w:rPr>
-            <w:color w:val="0000EE"/>
-            <w:u w:val="single"/>
-          </w:rPr>
-          <w:t>歷代志下17:11</w:t>
-        </w:r>
-      </w:hyperlink>
+      <w:r>
+        <w:rPr>
+          <w:lang w:val="zh_TW" w:bidi="zh_TW"/>
+        </w:rPr>
+        <w:t>歷代志下17:11</w:t>
+      </w:r>
     </w:p>
     <w:p>
       <w:pPr>
@@ -420,18 +408,12 @@
           <w:lang w:val="zh_TW" w:bidi="zh_TW"/>
         </w:rPr>
       </w:r>
-      <w:hyperlink r:id="rId15">
-        <w:r>
-          <w:rPr>
-            <w:lang w:val="zh_TW" w:bidi="zh_TW"/>
-          </w:rPr>
-          <w:rPr>
-            <w:color w:val="0000EE"/>
-            <w:u w:val="single"/>
-          </w:rPr>
-          <w:t>申命記14:22–23</w:t>
-        </w:r>
-      </w:hyperlink>
+      <w:r>
+        <w:rPr>
+          <w:lang w:val="zh_TW" w:bidi="zh_TW"/>
+        </w:rPr>
+        <w:t>申命記14:22–23</w:t>
+      </w:r>
     </w:p>
     <w:p>
       <w:pPr>
@@ -444,18 +426,12 @@
           <w:lang w:val="zh_TW" w:bidi="zh_TW"/>
         </w:rPr>
       </w:r>
-      <w:hyperlink r:id="rId16">
-        <w:r>
-          <w:rPr>
-            <w:lang w:val="zh_TW" w:bidi="zh_TW"/>
-          </w:rPr>
-          <w:rPr>
-            <w:color w:val="0000EE"/>
-            <w:u w:val="single"/>
-          </w:rPr>
-          <w:t>路加福音2:8–9</w:t>
-        </w:r>
-      </w:hyperlink>
+      <w:r>
+        <w:rPr>
+          <w:lang w:val="zh_TW" w:bidi="zh_TW"/>
+        </w:rPr>
+        <w:t>路加福音2:8–9</w:t>
+      </w:r>
     </w:p>
     <w:p>
       <w:pPr>
@@ -468,18 +444,12 @@
           <w:lang w:val="zh_TW" w:bidi="zh_TW"/>
         </w:rPr>
       </w:r>
-      <w:hyperlink r:id="rId17">
-        <w:r>
-          <w:rPr>
-            <w:lang w:val="zh_TW" w:bidi="zh_TW"/>
-          </w:rPr>
-          <w:rPr>
-            <w:color w:val="0000EE"/>
-            <w:u w:val="single"/>
-          </w:rPr>
-          <w:t>馬太福音8:30</w:t>
-        </w:r>
-      </w:hyperlink>
+      <w:r>
+        <w:rPr>
+          <w:lang w:val="zh_TW" w:bidi="zh_TW"/>
+        </w:rPr>
+        <w:t>馬太福音8:30</w:t>
+      </w:r>
     </w:p>
     <w:p>
       <w:pPr>
@@ -492,18 +462,12 @@
           <w:lang w:val="zh_TW" w:bidi="zh_TW"/>
         </w:rPr>
       </w:r>
-      <w:hyperlink r:id="rId18">
-        <w:r>
-          <w:rPr>
-            <w:lang w:val="zh_TW" w:bidi="zh_TW"/>
-          </w:rPr>
-          <w:rPr>
-            <w:color w:val="0000EE"/>
-            <w:u w:val="single"/>
-          </w:rPr>
-          <w:t>馬太福音26:31</w:t>
-        </w:r>
-      </w:hyperlink>
+      <w:r>
+        <w:rPr>
+          <w:lang w:val="zh_TW" w:bidi="zh_TW"/>
+        </w:rPr>
+        <w:t>馬太福音26:31</w:t>
+      </w:r>
     </w:p>
     <w:p>
       <w:pPr>
